--- a/free-flagship-assets/60min-v2.0.1/Free_Flagship_60MIN_v2.0.1_Change_Log_and_QA_Report.docx
+++ b/free-flagship-assets/60min-v2.0.1/Free_Flagship_60MIN_v2.0.1_Change_Log_and_QA_Report.docx
@@ -44,7 +44,7 @@
                 <w:color w:val="E3D9C4"/>
                 <w:sz w:val="22"/>
               </w:rPr>
-              <w:t>v2.0.1 CANDIDATE  ·  Revised Saturday, August 15, 2026 at 4:44 PM CT</w:t>
+              <w:t>v2.0.1 CANDIDATE  ·  Revised Sunday, August 16, 2026 at 4:59 AM CT</w:t>
             </w:r>
           </w:p>
         </w:tc>
@@ -66,7 +66,7 @@
           <w:color w:val="B00000"/>
           <w:sz w:val="21"/>
         </w:rPr>
-        <w:t>PRODUCTION REVISION STAMP — Revised Saturday, August 15, 2026 at 4:44 PM CT</w:t>
+        <w:t>PRODUCTION REVISION STAMP — Revised Sunday, August 16, 2026 at 4:59 AM CT</w:t>
       </w:r>
     </w:p>
     <w:p>
@@ -847,6 +847,142 @@
                 <w:sz w:val="19"/>
               </w:rPr>
               <w:t>Four appendices, the institutional close, the holding slide and the retired “What moved” interaction. All seven verified hidden.</w:t>
+            </w:r>
+          </w:p>
+        </w:tc>
+      </w:tr>
+      <w:tr>
+        <w:trPr>
+          <w:cantSplit w:val="true"/>
+        </w:trPr>
+        <w:tc>
+          <w:tcPr>
+            <w:tcW w:type="dxa" w:w="2880"/>
+          </w:tcPr>
+          <w:p>
+            <w:r/>
+            <w:r>
+              <w:rPr>
+                <w:b/>
+                <w:sz w:val="19"/>
+              </w:rPr>
+              <w:t>Layout — slide 18</w:t>
+            </w:r>
+          </w:p>
+        </w:tc>
+        <w:tc>
+          <w:tcPr>
+            <w:tcW w:type="dxa" w:w="6768"/>
+          </w:tcPr>
+          <w:p>
+            <w:r/>
+            <w:r>
+              <w:rPr>
+                <w:sz w:val="19"/>
+              </w:rPr>
+              <w:t>The new dual-axis rule wrapped to two lines and sat flush against the navy INCOMPLETE bar with no gap. The tier stack was tightened and the rule now breaks explicitly, one clause per line, with clearance above and below. Wording unchanged.</w:t>
+            </w:r>
+          </w:p>
+        </w:tc>
+      </w:tr>
+      <w:tr>
+        <w:trPr>
+          <w:cantSplit w:val="true"/>
+        </w:trPr>
+        <w:tc>
+          <w:tcPr>
+            <w:tcW w:type="dxa" w:w="2880"/>
+          </w:tcPr>
+          <w:p>
+            <w:r/>
+            <w:r>
+              <w:rPr>
+                <w:b/>
+                <w:sz w:val="19"/>
+              </w:rPr>
+              <w:t>Layout — slide 15</w:t>
+            </w:r>
+          </w:p>
+        </w:tc>
+        <w:tc>
+          <w:tcPr>
+            <w:tcW w:type="dxa" w:w="6768"/>
+          </w:tcPr>
+          <w:p>
+            <w:r/>
+            <w:r>
+              <w:rPr>
+                <w:sz w:val="19"/>
+              </w:rPr>
+              <w:t>The third misreading panel’s correction line runs to two lines and ended exactly on the panel edge. Panels grew from 0.90in to 0.94in. Wording unchanged.</w:t>
+            </w:r>
+          </w:p>
+        </w:tc>
+      </w:tr>
+      <w:tr>
+        <w:trPr>
+          <w:cantSplit w:val="true"/>
+        </w:trPr>
+        <w:tc>
+          <w:tcPr>
+            <w:tcW w:type="dxa" w:w="2880"/>
+          </w:tcPr>
+          <w:p>
+            <w:r/>
+            <w:r>
+              <w:rPr>
+                <w:b/>
+                <w:sz w:val="19"/>
+              </w:rPr>
+              <w:t>Layout — slide 21</w:t>
+            </w:r>
+          </w:p>
+        </w:tc>
+        <w:tc>
+          <w:tcPr>
+            <w:tcW w:type="dxa" w:w="6768"/>
+          </w:tcPr>
+          <w:p>
+            <w:r/>
+            <w:r>
+              <w:rPr>
+                <w:sz w:val="19"/>
+              </w:rPr>
+              <w:t>“Prepare for exit” wrapped to a second line and broke the row rhythm. The label column narrowed to 2.66in — the longest label measures 2.27in — so all seven descriptions now sit on one line. Wording unchanged.</w:t>
+            </w:r>
+          </w:p>
+        </w:tc>
+      </w:tr>
+      <w:tr>
+        <w:trPr>
+          <w:cantSplit w:val="true"/>
+        </w:trPr>
+        <w:tc>
+          <w:tcPr>
+            <w:tcW w:type="dxa" w:w="2880"/>
+          </w:tcPr>
+          <w:p>
+            <w:r/>
+            <w:r>
+              <w:rPr>
+                <w:b/>
+                <w:sz w:val="19"/>
+              </w:rPr>
+              <w:t>Hide pass</w:t>
+            </w:r>
+          </w:p>
+        </w:tc>
+        <w:tc>
+          <w:tcPr>
+            <w:tcW w:type="dxa" w:w="6768"/>
+          </w:tcPr>
+          <w:p>
+            <w:r/>
+            <w:r>
+              <w:rPr>
+                <w:sz w:val="19"/>
+              </w:rPr>
+              <w:t>Hiding was an ad-hoc post-process that a rebuild could silently drop. The generator now records the hidden indices and the build applies and re-verifies them, so a rebuild cannot ship the appendix, the institutional close or the dated holding slide live.</w:t>
             </w:r>
           </w:p>
         </w:tc>
@@ -1497,7 +1633,7 @@
           <w:color w:val="0F2347"/>
           <w:sz w:val="32"/>
         </w:rPr>
-        <w:t>Verification — 89 items</w:t>
+        <w:t>Verification — 93 items</w:t>
       </w:r>
     </w:p>
     <w:p>
@@ -6916,6 +7052,1498 @@
     </w:p>
     <w:p>
       <w:pPr>
+        <w:keepNext/>
+        <w:spacing w:before="240" w:after="80"/>
+      </w:pPr>
+      <w:r>
+        <w:rPr>
+          <w:b/>
+          <w:color w:val="0F2347"/>
+          <w:sz w:val="25"/>
+        </w:rPr>
+        <w:t>Group H — v2.0.1 corrections</w:t>
+      </w:r>
+    </w:p>
+    <w:tbl>
+      <w:tblPr>
+        <w:tblStyle w:val="LightGrid-Accent1"/>
+        <w:tblW w:type="auto" w:w="0"/>
+        <w:tblLook w:firstColumn="1" w:firstRow="1" w:lastColumn="0" w:lastRow="0" w:noHBand="0" w:noVBand="1" w:val="04A0"/>
+      </w:tblPr>
+      <w:tblGrid>
+        <w:gridCol w:w="2520"/>
+        <w:gridCol w:w="2520"/>
+        <w:gridCol w:w="2520"/>
+        <w:gridCol w:w="2520"/>
+      </w:tblGrid>
+      <w:tr>
+        <w:trPr>
+          <w:tblHeader w:val="true"/>
+          <w:cantSplit w:val="true"/>
+        </w:trPr>
+        <w:tc>
+          <w:tcPr>
+            <w:tcW w:type="dxa" w:w="461"/>
+            <w:shd w:val="clear" w:fill="0F2347"/>
+          </w:tcPr>
+          <w:p>
+            <w:r/>
+            <w:r>
+              <w:rPr>
+                <w:b/>
+                <w:color w:val="FFFFFF"/>
+                <w:sz w:val="18"/>
+              </w:rPr>
+              <w:t>#</w:t>
+            </w:r>
+          </w:p>
+        </w:tc>
+        <w:tc>
+          <w:tcPr>
+            <w:tcW w:type="dxa" w:w="3139"/>
+            <w:shd w:val="clear" w:fill="0F2347"/>
+          </w:tcPr>
+          <w:p>
+            <w:r/>
+            <w:r>
+              <w:rPr>
+                <w:b/>
+                <w:color w:val="FFFFFF"/>
+                <w:sz w:val="18"/>
+              </w:rPr>
+              <w:t>Category</w:t>
+            </w:r>
+          </w:p>
+        </w:tc>
+        <w:tc>
+          <w:tcPr>
+            <w:tcW w:type="dxa" w:w="893"/>
+            <w:shd w:val="clear" w:fill="0F2347"/>
+          </w:tcPr>
+          <w:p>
+            <w:r/>
+            <w:r>
+              <w:rPr>
+                <w:b/>
+                <w:color w:val="FFFFFF"/>
+                <w:sz w:val="18"/>
+              </w:rPr>
+              <w:t>Status</w:t>
+            </w:r>
+          </w:p>
+        </w:tc>
+        <w:tc>
+          <w:tcPr>
+            <w:tcW w:type="dxa" w:w="5587"/>
+            <w:shd w:val="clear" w:fill="0F2347"/>
+          </w:tcPr>
+          <w:p>
+            <w:r/>
+            <w:r>
+              <w:rPr>
+                <w:b/>
+                <w:color w:val="FFFFFF"/>
+                <w:sz w:val="18"/>
+              </w:rPr>
+              <w:t>Notes</w:t>
+            </w:r>
+          </w:p>
+        </w:tc>
+      </w:tr>
+      <w:tr>
+        <w:trPr>
+          <w:cantSplit w:val="true"/>
+        </w:trPr>
+        <w:tc>
+          <w:tcPr>
+            <w:tcW w:type="dxa" w:w="461"/>
+          </w:tcPr>
+          <w:p>
+            <w:r/>
+            <w:r>
+              <w:rPr>
+                <w:sz w:val="18"/>
+              </w:rPr>
+              <w:t>74</w:t>
+            </w:r>
+          </w:p>
+        </w:tc>
+        <w:tc>
+          <w:tcPr>
+            <w:tcW w:type="dxa" w:w="3139"/>
+          </w:tcPr>
+          <w:p>
+            <w:r/>
+            <w:r>
+              <w:rPr>
+                <w:sz w:val="18"/>
+              </w:rPr>
+              <w:t>Slide 19 points at the workbook, not at a clock time</w:t>
+            </w:r>
+          </w:p>
+        </w:tc>
+        <w:tc>
+          <w:tcPr>
+            <w:tcW w:type="dxa" w:w="893"/>
+            <w:shd w:val="clear" w:fill="D9EAD3"/>
+          </w:tcPr>
+          <w:p>
+            <w:r/>
+            <w:r>
+              <w:rPr>
+                <w:b/>
+                <w:color w:val="1A7A1A"/>
+                <w:sz w:val="18"/>
+              </w:rPr>
+              <w:t>PASS</w:t>
+            </w:r>
+          </w:p>
+        </w:tc>
+        <w:tc>
+          <w:tcPr>
+            <w:tcW w:type="dxa" w:w="5587"/>
+          </w:tcPr>
+          <w:p>
+            <w:r/>
+            <w:r>
+              <w:rPr>
+                <w:sz w:val="17"/>
+              </w:rPr>
+              <w:t>The comparison is anchored to workbook page 3, which survives a retime; the minute reference did not.</w:t>
+            </w:r>
+          </w:p>
+        </w:tc>
+      </w:tr>
+      <w:tr>
+        <w:trPr>
+          <w:cantSplit w:val="true"/>
+        </w:trPr>
+        <w:tc>
+          <w:tcPr>
+            <w:tcW w:type="dxa" w:w="461"/>
+          </w:tcPr>
+          <w:p>
+            <w:r/>
+            <w:r>
+              <w:rPr>
+                <w:sz w:val="18"/>
+              </w:rPr>
+              <w:t>75</w:t>
+            </w:r>
+          </w:p>
+        </w:tc>
+        <w:tc>
+          <w:tcPr>
+            <w:tcW w:type="dxa" w:w="3139"/>
+          </w:tcPr>
+          <w:p>
+            <w:r/>
+            <w:r>
+              <w:rPr>
+                <w:sz w:val="18"/>
+              </w:rPr>
+              <w:t>Slide 20 evergreen-unsafe phrase removed</w:t>
+            </w:r>
+          </w:p>
+        </w:tc>
+        <w:tc>
+          <w:tcPr>
+            <w:tcW w:type="dxa" w:w="893"/>
+            <w:shd w:val="clear" w:fill="D9EAD3"/>
+          </w:tcPr>
+          <w:p>
+            <w:r/>
+            <w:r>
+              <w:rPr>
+                <w:b/>
+                <w:color w:val="1A7A1A"/>
+                <w:sz w:val="18"/>
+              </w:rPr>
+              <w:t>PASS</w:t>
+            </w:r>
+          </w:p>
+        </w:tc>
+        <w:tc>
+          <w:tcPr>
+            <w:tcW w:type="dxa" w:w="5587"/>
+          </w:tcPr>
+          <w:p>
+            <w:r/>
+            <w:r>
+              <w:rPr>
+                <w:sz w:val="17"/>
+              </w:rPr>
+              <w:t>“not tonight's” is gone from every slide face and every speaker note. The replacement carries the same meaning without binding the recording to a live session.</w:t>
+            </w:r>
+          </w:p>
+        </w:tc>
+      </w:tr>
+      <w:tr>
+        <w:trPr>
+          <w:cantSplit w:val="true"/>
+        </w:trPr>
+        <w:tc>
+          <w:tcPr>
+            <w:tcW w:type="dxa" w:w="461"/>
+          </w:tcPr>
+          <w:p>
+            <w:r/>
+            <w:r>
+              <w:rPr>
+                <w:sz w:val="18"/>
+              </w:rPr>
+              <w:t>76</w:t>
+            </w:r>
+          </w:p>
+        </w:tc>
+        <w:tc>
+          <w:tcPr>
+            <w:tcW w:type="dxa" w:w="3139"/>
+          </w:tcPr>
+          <w:p>
+            <w:r/>
+            <w:r>
+              <w:rPr>
+                <w:sz w:val="18"/>
+              </w:rPr>
+              <w:t>Evergreen-language sweep re-run across the whole deck</w:t>
+            </w:r>
+          </w:p>
+        </w:tc>
+        <w:tc>
+          <w:tcPr>
+            <w:tcW w:type="dxa" w:w="893"/>
+            <w:shd w:val="clear" w:fill="D9EAD3"/>
+          </w:tcPr>
+          <w:p>
+            <w:r/>
+            <w:r>
+              <w:rPr>
+                <w:b/>
+                <w:color w:val="1A7A1A"/>
+                <w:sz w:val="18"/>
+              </w:rPr>
+              <w:t>PASS</w:t>
+            </w:r>
+          </w:p>
+        </w:tc>
+        <w:tc>
+          <w:tcPr>
+            <w:tcW w:type="dxa" w:w="5587"/>
+          </w:tcPr>
+          <w:p>
+            <w:r/>
+            <w:r>
+              <w:rPr>
+                <w:sz w:val="17"/>
+              </w:rPr>
+              <w:t>Six time-binding phrases checked against all 26 active slide faces after the slide-20 correction. The only occurrences anywhere are facilitator prohibitions in speaker notes telling the presenter not to say them.</w:t>
+            </w:r>
+          </w:p>
+        </w:tc>
+      </w:tr>
+      <w:tr>
+        <w:trPr>
+          <w:cantSplit w:val="true"/>
+        </w:trPr>
+        <w:tc>
+          <w:tcPr>
+            <w:tcW w:type="dxa" w:w="461"/>
+          </w:tcPr>
+          <w:p>
+            <w:r/>
+            <w:r>
+              <w:rPr>
+                <w:sz w:val="18"/>
+              </w:rPr>
+              <w:t>77</w:t>
+            </w:r>
+          </w:p>
+        </w:tc>
+        <w:tc>
+          <w:tcPr>
+            <w:tcW w:type="dxa" w:w="3139"/>
+          </w:tcPr>
+          <w:p>
+            <w:r/>
+            <w:r>
+              <w:rPr>
+                <w:sz w:val="18"/>
+              </w:rPr>
+              <w:t>Slide 18 redundant clause removed</w:t>
+            </w:r>
+          </w:p>
+        </w:tc>
+        <w:tc>
+          <w:tcPr>
+            <w:tcW w:type="dxa" w:w="893"/>
+            <w:shd w:val="clear" w:fill="D9EAD3"/>
+          </w:tcPr>
+          <w:p>
+            <w:r/>
+            <w:r>
+              <w:rPr>
+                <w:b/>
+                <w:color w:val="1A7A1A"/>
+                <w:sz w:val="18"/>
+              </w:rPr>
+              <w:t>PASS</w:t>
+            </w:r>
+          </w:p>
+        </w:tc>
+        <w:tc>
+          <w:tcPr>
+            <w:tcW w:type="dxa" w:w="5587"/>
+          </w:tcPr>
+          <w:p>
+            <w:r/>
+            <w:r>
+              <w:rPr>
+                <w:sz w:val="17"/>
+              </w:rPr>
+              <w:t>Provably redundant: the sensitivity range is contiguous, so any range crossing 19 must contain 18 and 19, both inside the band. Verified exhaustively over every reachable total and both marked-item counts. The rule is unchanged.</w:t>
+            </w:r>
+          </w:p>
+        </w:tc>
+      </w:tr>
+      <w:tr>
+        <w:trPr>
+          <w:cantSplit w:val="true"/>
+        </w:trPr>
+        <w:tc>
+          <w:tcPr>
+            <w:tcW w:type="dxa" w:w="461"/>
+          </w:tcPr>
+          <w:p>
+            <w:r/>
+            <w:r>
+              <w:rPr>
+                <w:sz w:val="18"/>
+              </w:rPr>
+              <w:t>78</w:t>
+            </w:r>
+          </w:p>
+        </w:tc>
+        <w:tc>
+          <w:tcPr>
+            <w:tcW w:type="dxa" w:w="3139"/>
+          </w:tcPr>
+          <w:p>
+            <w:r/>
+            <w:r>
+              <w:rPr>
+                <w:sz w:val="18"/>
+              </w:rPr>
+              <w:t>Dual-axis boundary rule stated on the slide face</w:t>
+            </w:r>
+          </w:p>
+        </w:tc>
+        <w:tc>
+          <w:tcPr>
+            <w:tcW w:type="dxa" w:w="893"/>
+            <w:shd w:val="clear" w:fill="D9EAD3"/>
+          </w:tcPr>
+          <w:p>
+            <w:r/>
+            <w:r>
+              <w:rPr>
+                <w:b/>
+                <w:color w:val="1A7A1A"/>
+                <w:sz w:val="18"/>
+              </w:rPr>
+              <w:t>PASS</w:t>
+            </w:r>
+          </w:p>
+        </w:tc>
+        <w:tc>
+          <w:tcPr>
+            <w:tcW w:type="dxa" w:w="5587"/>
+          </w:tcPr>
+          <w:p>
+            <w:r/>
+            <w:r>
+              <w:rPr>
+                <w:sz w:val="17"/>
+              </w:rPr>
+              <w:t>One axis in band: read the two adjacent states the other axis selects. Both in band: record Boundary, assign no single state.</w:t>
+            </w:r>
+          </w:p>
+        </w:tc>
+      </w:tr>
+      <w:tr>
+        <w:trPr>
+          <w:cantSplit w:val="true"/>
+        </w:trPr>
+        <w:tc>
+          <w:tcPr>
+            <w:tcW w:type="dxa" w:w="461"/>
+          </w:tcPr>
+          <w:p>
+            <w:r/>
+            <w:r>
+              <w:rPr>
+                <w:sz w:val="18"/>
+              </w:rPr>
+              <w:t>79</w:t>
+            </w:r>
+          </w:p>
+        </w:tc>
+        <w:tc>
+          <w:tcPr>
+            <w:tcW w:type="dxa" w:w="3139"/>
+          </w:tcPr>
+          <w:p>
+            <w:r/>
+            <w:r>
+              <w:rPr>
+                <w:sz w:val="18"/>
+              </w:rPr>
+              <w:t>Dual-axis rule reconciled with the governing instrument</w:t>
+            </w:r>
+          </w:p>
+        </w:tc>
+        <w:tc>
+          <w:tcPr>
+            <w:tcW w:type="dxa" w:w="893"/>
+            <w:shd w:val="clear" w:fill="D9EAD3"/>
+          </w:tcPr>
+          <w:p>
+            <w:r/>
+            <w:r>
+              <w:rPr>
+                <w:b/>
+                <w:color w:val="1A7A1A"/>
+                <w:sz w:val="18"/>
+              </w:rPr>
+              <w:t>PASS</w:t>
+            </w:r>
+          </w:p>
+        </w:tc>
+        <w:tc>
+          <w:tcPr>
+            <w:tcW w:type="dxa" w:w="5587"/>
+          </w:tcPr>
+          <w:p>
+            <w:r/>
+            <w:r>
+              <w:rPr>
+                <w:sz w:val="17"/>
+              </w:rPr>
+              <w:t>v5.3.1 slide 31 says no single state is assigned when any total touches the band, which gives the one-axis case directly. It does not address the both-axes case, where four squares would qualify rather than two. Recording Boundary is the reading consistent with “no single state is assigned”. Flagged in the note rather than silently invented.</w:t>
+            </w:r>
+          </w:p>
+        </w:tc>
+      </w:tr>
+      <w:tr>
+        <w:trPr>
+          <w:cantSplit w:val="true"/>
+        </w:trPr>
+        <w:tc>
+          <w:tcPr>
+            <w:tcW w:type="dxa" w:w="461"/>
+          </w:tcPr>
+          <w:p>
+            <w:r/>
+            <w:r>
+              <w:rPr>
+                <w:sz w:val="18"/>
+              </w:rPr>
+              <w:t>80</w:t>
+            </w:r>
+          </w:p>
+        </w:tc>
+        <w:tc>
+          <w:tcPr>
+            <w:tcW w:type="dxa" w:w="3139"/>
+          </w:tcPr>
+          <w:p>
+            <w:r/>
+            <w:r>
+              <w:rPr>
+                <w:sz w:val="18"/>
+              </w:rPr>
+              <w:t>Dual-axis rule also in the workbook</w:t>
+            </w:r>
+          </w:p>
+        </w:tc>
+        <w:tc>
+          <w:tcPr>
+            <w:tcW w:type="dxa" w:w="893"/>
+            <w:shd w:val="clear" w:fill="D9EAD3"/>
+          </w:tcPr>
+          <w:p>
+            <w:r/>
+            <w:r>
+              <w:rPr>
+                <w:b/>
+                <w:color w:val="1A7A1A"/>
+                <w:sz w:val="18"/>
+              </w:rPr>
+              <w:t>PASS</w:t>
+            </w:r>
+          </w:p>
+        </w:tc>
+        <w:tc>
+          <w:tcPr>
+            <w:tcW w:type="dxa" w:w="5587"/>
+          </w:tcPr>
+          <w:p>
+            <w:r/>
+            <w:r>
+              <w:rPr>
+                <w:sz w:val="17"/>
+              </w:rPr>
+              <w:t>Page 4, beside the 17–21 override block. Scoring arithmetic unchanged.</w:t>
+            </w:r>
+          </w:p>
+        </w:tc>
+      </w:tr>
+      <w:tr>
+        <w:trPr>
+          <w:cantSplit w:val="true"/>
+        </w:trPr>
+        <w:tc>
+          <w:tcPr>
+            <w:tcW w:type="dxa" w:w="461"/>
+          </w:tcPr>
+          <w:p>
+            <w:r/>
+            <w:r>
+              <w:rPr>
+                <w:sz w:val="18"/>
+              </w:rPr>
+              <w:t>81</w:t>
+            </w:r>
+          </w:p>
+        </w:tc>
+        <w:tc>
+          <w:tcPr>
+            <w:tcW w:type="dxa" w:w="3139"/>
+          </w:tcPr>
+          <w:p>
+            <w:r/>
+            <w:r>
+              <w:rPr>
+                <w:sz w:val="18"/>
+              </w:rPr>
+              <w:t>Workbook validation alert language corrected</w:t>
+            </w:r>
+          </w:p>
+        </w:tc>
+        <w:tc>
+          <w:tcPr>
+            <w:tcW w:type="dxa" w:w="893"/>
+            <w:shd w:val="clear" w:fill="D9EAD3"/>
+          </w:tcPr>
+          <w:p>
+            <w:r/>
+            <w:r>
+              <w:rPr>
+                <w:b/>
+                <w:color w:val="1A7A1A"/>
+                <w:sz w:val="18"/>
+              </w:rPr>
+              <w:t>PASS</w:t>
+            </w:r>
+          </w:p>
+        </w:tc>
+        <w:tc>
+          <w:tcPr>
+            <w:tcW w:type="dxa" w:w="5587"/>
+          </w:tcPr>
+          <w:p>
+            <w:r/>
+            <w:r>
+              <w:rPr>
+                <w:sz w:val="17"/>
+              </w:rPr>
+              <w:t>Read from the built PDF, not the generator. The alert no longer implies the mark belongs only to a 3; it names 2?, 3? and 4? and states that a question mark alone is not a score.</w:t>
+            </w:r>
+          </w:p>
+        </w:tc>
+      </w:tr>
+      <w:tr>
+        <w:trPr>
+          <w:cantSplit w:val="true"/>
+        </w:trPr>
+        <w:tc>
+          <w:tcPr>
+            <w:tcW w:type="dxa" w:w="461"/>
+          </w:tcPr>
+          <w:p>
+            <w:r/>
+            <w:r>
+              <w:rPr>
+                <w:sz w:val="18"/>
+              </w:rPr>
+              <w:t>82</w:t>
+            </w:r>
+          </w:p>
+        </w:tc>
+        <w:tc>
+          <w:tcPr>
+            <w:tcW w:type="dxa" w:w="3139"/>
+          </w:tcPr>
+          <w:p>
+            <w:r/>
+            <w:r>
+              <w:rPr>
+                <w:sz w:val="18"/>
+              </w:rPr>
+              <w:t>Corrected-score rule accepts exactly the legal values</w:t>
+            </w:r>
+          </w:p>
+        </w:tc>
+        <w:tc>
+          <w:tcPr>
+            <w:tcW w:type="dxa" w:w="893"/>
+            <w:shd w:val="clear" w:fill="D9EAD3"/>
+          </w:tcPr>
+          <w:p>
+            <w:r/>
+            <w:r>
+              <w:rPr>
+                <w:b/>
+                <w:color w:val="1A7A1A"/>
+                <w:sz w:val="18"/>
+              </w:rPr>
+              <w:t>PASS</w:t>
+            </w:r>
+          </w:p>
+        </w:tc>
+        <w:tc>
+          <w:tcPr>
+            <w:tcW w:type="dxa" w:w="5587"/>
+          </w:tcPr>
+          <w:p>
+            <w:r/>
+            <w:r>
+              <w:rPr>
+                <w:sz w:val="17"/>
+              </w:rPr>
+              <w:t>The regex in the built PDF is /^([1-5]\??)?$/, attached as both a keystroke filter and a commit validator. Eleven legal values accepted; thirteen illegal ones rejected, including a bare ?, 6?, and 1??.</w:t>
+            </w:r>
+          </w:p>
+        </w:tc>
+      </w:tr>
+      <w:tr>
+        <w:trPr>
+          <w:cantSplit w:val="true"/>
+        </w:trPr>
+        <w:tc>
+          <w:tcPr>
+            <w:tcW w:type="dxa" w:w="461"/>
+          </w:tcPr>
+          <w:p>
+            <w:r/>
+            <w:r>
+              <w:rPr>
+                <w:sz w:val="18"/>
+              </w:rPr>
+              <w:t>83</w:t>
+            </w:r>
+          </w:p>
+        </w:tc>
+        <w:tc>
+          <w:tcPr>
+            <w:tcW w:type="dxa" w:w="3139"/>
+          </w:tcPr>
+          <w:p>
+            <w:r/>
+            <w:r>
+              <w:rPr>
+                <w:sz w:val="18"/>
+              </w:rPr>
+              <w:t>Question marks are excluded from the numerical total</w:t>
+            </w:r>
+          </w:p>
+        </w:tc>
+        <w:tc>
+          <w:tcPr>
+            <w:tcW w:type="dxa" w:w="893"/>
+            <w:shd w:val="clear" w:fill="D9EAD3"/>
+          </w:tcPr>
+          <w:p>
+            <w:r/>
+            <w:r>
+              <w:rPr>
+                <w:b/>
+                <w:color w:val="1A7A1A"/>
+                <w:sz w:val="18"/>
+              </w:rPr>
+              <w:t>PASS</w:t>
+            </w:r>
+          </w:p>
+        </w:tc>
+        <w:tc>
+          <w:tcPr>
+            <w:tcW w:type="dxa" w:w="5587"/>
+          </w:tcPr>
+          <w:p>
+            <w:r/>
+            <w:r>
+              <w:rPr>
+                <w:sz w:val="17"/>
+              </w:rPr>
+              <w:t>The calculate script strips the mark before summing, so 3? contributes 3. Worked example: 3?, 4, 2?, 5, 1, 3 totals 18. An empty axis stays blank rather than showing 0.</w:t>
+            </w:r>
+          </w:p>
+        </w:tc>
+      </w:tr>
+      <w:tr>
+        <w:trPr>
+          <w:cantSplit w:val="true"/>
+        </w:trPr>
+        <w:tc>
+          <w:tcPr>
+            <w:tcW w:type="dxa" w:w="461"/>
+          </w:tcPr>
+          <w:p>
+            <w:r/>
+            <w:r>
+              <w:rPr>
+                <w:sz w:val="18"/>
+              </w:rPr>
+              <w:t>84</w:t>
+            </w:r>
+          </w:p>
+        </w:tc>
+        <w:tc>
+          <w:tcPr>
+            <w:tcW w:type="dxa" w:w="3139"/>
+          </w:tcPr>
+          <w:p>
+            <w:r/>
+            <w:r>
+              <w:rPr>
+                <w:sz w:val="18"/>
+              </w:rPr>
+              <w:t>SOP first-placement row no longer offers incomplete</w:t>
+            </w:r>
+          </w:p>
+        </w:tc>
+        <w:tc>
+          <w:tcPr>
+            <w:tcW w:type="dxa" w:w="893"/>
+            <w:shd w:val="clear" w:fill="D9EAD3"/>
+          </w:tcPr>
+          <w:p>
+            <w:r/>
+            <w:r>
+              <w:rPr>
+                <w:b/>
+                <w:color w:val="1A7A1A"/>
+                <w:sz w:val="18"/>
+              </w:rPr>
+              <w:t>PASS</w:t>
+            </w:r>
+          </w:p>
+        </w:tc>
+        <w:tc>
+          <w:tcPr>
+            <w:tcW w:type="dxa" w:w="5587"/>
+          </w:tcPr>
+          <w:p>
+            <w:r/>
+            <w:r>
+              <w:rPr>
+                <w:sz w:val="17"/>
+              </w:rPr>
+              <w:t>Incomplete becomes available only in the corrected read, after the question-mark procedure has produced marked items.</w:t>
+            </w:r>
+          </w:p>
+        </w:tc>
+      </w:tr>
+      <w:tr>
+        <w:trPr>
+          <w:cantSplit w:val="true"/>
+        </w:trPr>
+        <w:tc>
+          <w:tcPr>
+            <w:tcW w:type="dxa" w:w="461"/>
+          </w:tcPr>
+          <w:p>
+            <w:r/>
+            <w:r>
+              <w:rPr>
+                <w:sz w:val="18"/>
+              </w:rPr>
+              <w:t>85</w:t>
+            </w:r>
+          </w:p>
+        </w:tc>
+        <w:tc>
+          <w:tcPr>
+            <w:tcW w:type="dxa" w:w="3139"/>
+          </w:tcPr>
+          <w:p>
+            <w:r/>
+            <w:r>
+              <w:rPr>
+                <w:sz w:val="18"/>
+              </w:rPr>
+              <w:t>SOP registration instruction qualified</w:t>
+            </w:r>
+          </w:p>
+        </w:tc>
+        <w:tc>
+          <w:tcPr>
+            <w:tcW w:type="dxa" w:w="893"/>
+            <w:shd w:val="clear" w:fill="D9EAD3"/>
+          </w:tcPr>
+          <w:p>
+            <w:r/>
+            <w:r>
+              <w:rPr>
+                <w:b/>
+                <w:color w:val="1A7A1A"/>
+                <w:sz w:val="18"/>
+              </w:rPr>
+              <w:t>PASS</w:t>
+            </w:r>
+          </w:p>
+        </w:tc>
+        <w:tc>
+          <w:tcPr>
+            <w:tcW w:type="dxa" w:w="5587"/>
+          </w:tcPr>
+          <w:p>
+            <w:r/>
+            <w:r>
+              <w:rPr>
+                <w:sz w:val="17"/>
+              </w:rPr>
+              <w:t>The unqualified “No cap” is replaced. Open registration and no artificial scarcity, but bounded by verified platform capacity.</w:t>
+            </w:r>
+          </w:p>
+        </w:tc>
+      </w:tr>
+      <w:tr>
+        <w:trPr>
+          <w:cantSplit w:val="true"/>
+        </w:trPr>
+        <w:tc>
+          <w:tcPr>
+            <w:tcW w:type="dxa" w:w="461"/>
+          </w:tcPr>
+          <w:p>
+            <w:r/>
+            <w:r>
+              <w:rPr>
+                <w:sz w:val="18"/>
+              </w:rPr>
+              <w:t>86</w:t>
+            </w:r>
+          </w:p>
+        </w:tc>
+        <w:tc>
+          <w:tcPr>
+            <w:tcW w:type="dxa" w:w="3139"/>
+          </w:tcPr>
+          <w:p>
+            <w:r/>
+            <w:r>
+              <w:rPr>
+                <w:sz w:val="18"/>
+              </w:rPr>
+              <w:t>SOP institutional sequence is explicit</w:t>
+            </w:r>
+          </w:p>
+        </w:tc>
+        <w:tc>
+          <w:tcPr>
+            <w:tcW w:type="dxa" w:w="893"/>
+            <w:shd w:val="clear" w:fill="D9EAD3"/>
+          </w:tcPr>
+          <w:p>
+            <w:r/>
+            <w:r>
+              <w:rPr>
+                <w:b/>
+                <w:color w:val="1A7A1A"/>
+                <w:sz w:val="18"/>
+              </w:rPr>
+              <w:t>PASS</w:t>
+            </w:r>
+          </w:p>
+        </w:tc>
+        <w:tc>
+          <w:tcPr>
+            <w:tcW w:type="dxa" w:w="5587"/>
+          </w:tcPr>
+          <w:p>
+            <w:r/>
+            <w:r>
+              <w:rPr>
+                <w:sz w:val="17"/>
+              </w:rPr>
+              <w:t>Slide 22 → hidden slide 31 (institutional close) → slide 25 → slide 26, with 23 and 24 skipped. Verified against the deck: slide 31 is the INSTITUTIONAL DELIVERY CLOSE.</w:t>
+            </w:r>
+          </w:p>
+        </w:tc>
+      </w:tr>
+      <w:tr>
+        <w:trPr>
+          <w:cantSplit w:val="true"/>
+        </w:trPr>
+        <w:tc>
+          <w:tcPr>
+            <w:tcW w:type="dxa" w:w="461"/>
+          </w:tcPr>
+          <w:p>
+            <w:r/>
+            <w:r>
+              <w:rPr>
+                <w:sz w:val="18"/>
+              </w:rPr>
+              <w:t>87</w:t>
+            </w:r>
+          </w:p>
+        </w:tc>
+        <w:tc>
+          <w:tcPr>
+            <w:tcW w:type="dxa" w:w="3139"/>
+          </w:tcPr>
+          <w:p>
+            <w:r/>
+            <w:r>
+              <w:rPr>
+                <w:sz w:val="18"/>
+              </w:rPr>
+              <w:t>FINAL gate requires all three, everywhere it is stated</w:t>
+            </w:r>
+          </w:p>
+        </w:tc>
+        <w:tc>
+          <w:tcPr>
+            <w:tcW w:type="dxa" w:w="893"/>
+            <w:shd w:val="clear" w:fill="D9EAD3"/>
+          </w:tcPr>
+          <w:p>
+            <w:r/>
+            <w:r>
+              <w:rPr>
+                <w:b/>
+                <w:color w:val="1A7A1A"/>
+                <w:sz w:val="18"/>
+              </w:rPr>
+              <w:t>PASS</w:t>
+            </w:r>
+          </w:p>
+        </w:tc>
+        <w:tc>
+          <w:tcPr>
+            <w:tcW w:type="dxa" w:w="5587"/>
+          </w:tcPr>
+          <w:p>
+            <w:r/>
+            <w:r>
+              <w:rPr>
+                <w:sz w:val="17"/>
+              </w:rPr>
+              <w:t>Rehearsal 1, Rehearsal 2 and the Acrobat behaviour test. The old Rehearsal-1-only sentence is gone from the SOP.</w:t>
+            </w:r>
+          </w:p>
+        </w:tc>
+      </w:tr>
+      <w:tr>
+        <w:trPr>
+          <w:cantSplit w:val="true"/>
+        </w:trPr>
+        <w:tc>
+          <w:tcPr>
+            <w:tcW w:type="dxa" w:w="461"/>
+          </w:tcPr>
+          <w:p>
+            <w:r/>
+            <w:r>
+              <w:rPr>
+                <w:sz w:val="18"/>
+              </w:rPr>
+              <w:t>88</w:t>
+            </w:r>
+          </w:p>
+        </w:tc>
+        <w:tc>
+          <w:tcPr>
+            <w:tcW w:type="dxa" w:w="3139"/>
+          </w:tcPr>
+          <w:p>
+            <w:r/>
+            <w:r>
+              <w:rPr>
+                <w:sz w:val="18"/>
+              </w:rPr>
+              <w:t>Reconciliation table is in a landscape section</w:t>
+            </w:r>
+          </w:p>
+        </w:tc>
+        <w:tc>
+          <w:tcPr>
+            <w:tcW w:type="dxa" w:w="893"/>
+            <w:shd w:val="clear" w:fill="D9EAD3"/>
+          </w:tcPr>
+          <w:p>
+            <w:r/>
+            <w:r>
+              <w:rPr>
+                <w:b/>
+                <w:color w:val="1A7A1A"/>
+                <w:sz w:val="18"/>
+              </w:rPr>
+              <w:t>PASS</w:t>
+            </w:r>
+          </w:p>
+        </w:tc>
+        <w:tc>
+          <w:tcPr>
+            <w:tcW w:type="dxa" w:w="5587"/>
+          </w:tcPr>
+          <w:p>
+            <w:r/>
+            <w:r>
+              <w:rPr>
+                <w:sz w:val="17"/>
+              </w:rPr>
+              <w:t>Section 2 of the SOP is landscape, 11.00 x 8.50in, 10.00in usable.</w:t>
+            </w:r>
+          </w:p>
+        </w:tc>
+      </w:tr>
+      <w:tr>
+        <w:trPr>
+          <w:cantSplit w:val="true"/>
+        </w:trPr>
+        <w:tc>
+          <w:tcPr>
+            <w:tcW w:type="dxa" w:w="461"/>
+          </w:tcPr>
+          <w:p>
+            <w:r/>
+            <w:r>
+              <w:rPr>
+                <w:sz w:val="18"/>
+              </w:rPr>
+              <w:t>89</w:t>
+            </w:r>
+          </w:p>
+        </w:tc>
+        <w:tc>
+          <w:tcPr>
+            <w:tcW w:type="dxa" w:w="3139"/>
+          </w:tcPr>
+          <w:p>
+            <w:r/>
+            <w:r>
+              <w:rPr>
+                <w:sz w:val="18"/>
+              </w:rPr>
+              <w:t>Reconciliation table cannot clip</w:t>
+            </w:r>
+          </w:p>
+        </w:tc>
+        <w:tc>
+          <w:tcPr>
+            <w:tcW w:type="dxa" w:w="893"/>
+            <w:shd w:val="clear" w:fill="D9EAD3"/>
+          </w:tcPr>
+          <w:p>
+            <w:r/>
+            <w:r>
+              <w:rPr>
+                <w:b/>
+                <w:color w:val="1A7A1A"/>
+                <w:sz w:val="18"/>
+              </w:rPr>
+              <w:t>PASS</w:t>
+            </w:r>
+          </w:p>
+        </w:tc>
+        <w:tc>
+          <w:tcPr>
+            <w:tcW w:type="dxa" w:w="5587"/>
+          </w:tcPr>
+          <w:p>
+            <w:r/>
+            <w:r>
+              <w:rPr>
+                <w:sz w:val="17"/>
+              </w:rPr>
+              <w:t>Declared width 10.00in against 10.00in usable; header row repeats across pages; all 13 body rows carry cantSplit so no row can break mid-instruction; no fixed row heights. Verified in the built DOCX XML and in the render.</w:t>
+            </w:r>
+          </w:p>
+        </w:tc>
+      </w:tr>
+    </w:tbl>
+    <w:p>
+      <w:pPr>
+        <w:spacing w:after="120"/>
+      </w:pPr>
+    </w:p>
+    <w:p>
+      <w:pPr>
+        <w:keepNext/>
+        <w:spacing w:before="240" w:after="80"/>
+      </w:pPr>
+      <w:r>
+        <w:rPr>
+          <w:b/>
+          <w:color w:val="0F2347"/>
+          <w:sz w:val="25"/>
+        </w:rPr>
+        <w:t>Group I — Layout, measured on the built deck</w:t>
+      </w:r>
+    </w:p>
+    <w:tbl>
+      <w:tblPr>
+        <w:tblStyle w:val="LightGrid-Accent1"/>
+        <w:tblW w:type="auto" w:w="0"/>
+        <w:tblLook w:firstColumn="1" w:firstRow="1" w:lastColumn="0" w:lastRow="0" w:noHBand="0" w:noVBand="1" w:val="04A0"/>
+      </w:tblPr>
+      <w:tblGrid>
+        <w:gridCol w:w="2520"/>
+        <w:gridCol w:w="2520"/>
+        <w:gridCol w:w="2520"/>
+        <w:gridCol w:w="2520"/>
+      </w:tblGrid>
+      <w:tr>
+        <w:trPr>
+          <w:tblHeader w:val="true"/>
+          <w:cantSplit w:val="true"/>
+        </w:trPr>
+        <w:tc>
+          <w:tcPr>
+            <w:tcW w:type="dxa" w:w="461"/>
+            <w:shd w:val="clear" w:fill="0F2347"/>
+          </w:tcPr>
+          <w:p>
+            <w:r/>
+            <w:r>
+              <w:rPr>
+                <w:b/>
+                <w:color w:val="FFFFFF"/>
+                <w:sz w:val="18"/>
+              </w:rPr>
+              <w:t>#</w:t>
+            </w:r>
+          </w:p>
+        </w:tc>
+        <w:tc>
+          <w:tcPr>
+            <w:tcW w:type="dxa" w:w="3139"/>
+            <w:shd w:val="clear" w:fill="0F2347"/>
+          </w:tcPr>
+          <w:p>
+            <w:r/>
+            <w:r>
+              <w:rPr>
+                <w:b/>
+                <w:color w:val="FFFFFF"/>
+                <w:sz w:val="18"/>
+              </w:rPr>
+              <w:t>Category</w:t>
+            </w:r>
+          </w:p>
+        </w:tc>
+        <w:tc>
+          <w:tcPr>
+            <w:tcW w:type="dxa" w:w="893"/>
+            <w:shd w:val="clear" w:fill="0F2347"/>
+          </w:tcPr>
+          <w:p>
+            <w:r/>
+            <w:r>
+              <w:rPr>
+                <w:b/>
+                <w:color w:val="FFFFFF"/>
+                <w:sz w:val="18"/>
+              </w:rPr>
+              <w:t>Status</w:t>
+            </w:r>
+          </w:p>
+        </w:tc>
+        <w:tc>
+          <w:tcPr>
+            <w:tcW w:type="dxa" w:w="5587"/>
+            <w:shd w:val="clear" w:fill="0F2347"/>
+          </w:tcPr>
+          <w:p>
+            <w:r/>
+            <w:r>
+              <w:rPr>
+                <w:b/>
+                <w:color w:val="FFFFFF"/>
+                <w:sz w:val="18"/>
+              </w:rPr>
+              <w:t>Notes</w:t>
+            </w:r>
+          </w:p>
+        </w:tc>
+      </w:tr>
+      <w:tr>
+        <w:trPr>
+          <w:cantSplit w:val="true"/>
+        </w:trPr>
+        <w:tc>
+          <w:tcPr>
+            <w:tcW w:type="dxa" w:w="461"/>
+          </w:tcPr>
+          <w:p>
+            <w:r/>
+            <w:r>
+              <w:rPr>
+                <w:sz w:val="18"/>
+              </w:rPr>
+              <w:t>90</w:t>
+            </w:r>
+          </w:p>
+        </w:tc>
+        <w:tc>
+          <w:tcPr>
+            <w:tcW w:type="dxa" w:w="3139"/>
+          </w:tcPr>
+          <w:p>
+            <w:r/>
+            <w:r>
+              <w:rPr>
+                <w:sz w:val="18"/>
+              </w:rPr>
+              <w:t>No text clips, collides or leaves the canvas</w:t>
+            </w:r>
+          </w:p>
+        </w:tc>
+        <w:tc>
+          <w:tcPr>
+            <w:tcW w:type="dxa" w:w="893"/>
+            <w:shd w:val="clear" w:fill="D9EAD3"/>
+          </w:tcPr>
+          <w:p>
+            <w:r/>
+            <w:r>
+              <w:rPr>
+                <w:b/>
+                <w:color w:val="1A7A1A"/>
+                <w:sz w:val="18"/>
+              </w:rPr>
+              <w:t>PASS</w:t>
+            </w:r>
+          </w:p>
+        </w:tc>
+        <w:tc>
+          <w:tcPr>
+            <w:tcW w:type="dxa" w:w="5587"/>
+          </w:tcPr>
+          <w:p>
+            <w:r/>
+            <w:r>
+              <w:rPr>
+                <w:sz w:val="17"/>
+              </w:rPr>
+              <w:t>Every text frame on all 33 slides re-wrapped at its real point size in its real typeface and measured. 0 collisions, 2 contained spills (a line past its declared box height into open space inside its own panel).</w:t>
+            </w:r>
+          </w:p>
+        </w:tc>
+      </w:tr>
+      <w:tr>
+        <w:trPr>
+          <w:cantSplit w:val="true"/>
+        </w:trPr>
+        <w:tc>
+          <w:tcPr>
+            <w:tcW w:type="dxa" w:w="461"/>
+          </w:tcPr>
+          <w:p>
+            <w:r/>
+            <w:r>
+              <w:rPr>
+                <w:sz w:val="18"/>
+              </w:rPr>
+              <w:t>91</w:t>
+            </w:r>
+          </w:p>
+        </w:tc>
+        <w:tc>
+          <w:tcPr>
+            <w:tcW w:type="dxa" w:w="3139"/>
+          </w:tcPr>
+          <w:p>
+            <w:r/>
+            <w:r>
+              <w:rPr>
+                <w:sz w:val="18"/>
+              </w:rPr>
+              <w:t>Slide 18 dual-axis rule has clearance</w:t>
+            </w:r>
+          </w:p>
+        </w:tc>
+        <w:tc>
+          <w:tcPr>
+            <w:tcW w:type="dxa" w:w="893"/>
+            <w:shd w:val="clear" w:fill="D9EAD3"/>
+          </w:tcPr>
+          <w:p>
+            <w:r/>
+            <w:r>
+              <w:rPr>
+                <w:b/>
+                <w:color w:val="1A7A1A"/>
+                <w:sz w:val="18"/>
+              </w:rPr>
+              <w:t>PASS</w:t>
+            </w:r>
+          </w:p>
+        </w:tc>
+        <w:tc>
+          <w:tcPr>
+            <w:tcW w:type="dxa" w:w="5587"/>
+          </w:tcPr>
+          <w:p>
+            <w:r/>
+            <w:r>
+              <w:rPr>
+                <w:sz w:val="17"/>
+              </w:rPr>
+              <w:t>The rule breaks explicitly, one clause per line, clear of the navy INCOMPLETE bar above and the footer below.</w:t>
+            </w:r>
+          </w:p>
+        </w:tc>
+      </w:tr>
+      <w:tr>
+        <w:trPr>
+          <w:cantSplit w:val="true"/>
+        </w:trPr>
+        <w:tc>
+          <w:tcPr>
+            <w:tcW w:type="dxa" w:w="461"/>
+          </w:tcPr>
+          <w:p>
+            <w:r/>
+            <w:r>
+              <w:rPr>
+                <w:sz w:val="18"/>
+              </w:rPr>
+              <w:t>92</w:t>
+            </w:r>
+          </w:p>
+        </w:tc>
+        <w:tc>
+          <w:tcPr>
+            <w:tcW w:type="dxa" w:w="3139"/>
+          </w:tcPr>
+          <w:p>
+            <w:r/>
+            <w:r>
+              <w:rPr>
+                <w:sz w:val="18"/>
+              </w:rPr>
+              <w:t>Slide 21 move rows are all single-line</w:t>
+            </w:r>
+          </w:p>
+        </w:tc>
+        <w:tc>
+          <w:tcPr>
+            <w:tcW w:type="dxa" w:w="893"/>
+            <w:shd w:val="clear" w:fill="D9EAD3"/>
+          </w:tcPr>
+          <w:p>
+            <w:r/>
+            <w:r>
+              <w:rPr>
+                <w:b/>
+                <w:color w:val="1A7A1A"/>
+                <w:sz w:val="18"/>
+              </w:rPr>
+              <w:t>PASS</w:t>
+            </w:r>
+          </w:p>
+        </w:tc>
+        <w:tc>
+          <w:tcPr>
+            <w:tcW w:type="dxa" w:w="5587"/>
+          </w:tcPr>
+          <w:p>
+            <w:r/>
+            <w:r>
+              <w:rPr>
+                <w:sz w:val="17"/>
+              </w:rPr>
+              <w:t>Label column narrowed to 2.66in against a 2.27in longest label, so all seven descriptions sit on one line and the row rhythm holds.</w:t>
+            </w:r>
+          </w:p>
+        </w:tc>
+      </w:tr>
+      <w:tr>
+        <w:trPr>
+          <w:cantSplit w:val="true"/>
+        </w:trPr>
+        <w:tc>
+          <w:tcPr>
+            <w:tcW w:type="dxa" w:w="461"/>
+          </w:tcPr>
+          <w:p>
+            <w:r/>
+            <w:r>
+              <w:rPr>
+                <w:sz w:val="18"/>
+              </w:rPr>
+              <w:t>93</w:t>
+            </w:r>
+          </w:p>
+        </w:tc>
+        <w:tc>
+          <w:tcPr>
+            <w:tcW w:type="dxa" w:w="3139"/>
+          </w:tcPr>
+          <w:p>
+            <w:r/>
+            <w:r>
+              <w:rPr>
+                <w:sz w:val="18"/>
+              </w:rPr>
+              <w:t>Hidden state is applied by the build, not by hand</w:t>
+            </w:r>
+          </w:p>
+        </w:tc>
+        <w:tc>
+          <w:tcPr>
+            <w:tcW w:type="dxa" w:w="893"/>
+            <w:shd w:val="clear" w:fill="D9EAD3"/>
+          </w:tcPr>
+          <w:p>
+            <w:r/>
+            <w:r>
+              <w:rPr>
+                <w:b/>
+                <w:color w:val="1A7A1A"/>
+                <w:sz w:val="18"/>
+              </w:rPr>
+              <w:t>PASS</w:t>
+            </w:r>
+          </w:p>
+        </w:tc>
+        <w:tc>
+          <w:tcPr>
+            <w:tcW w:type="dxa" w:w="5587"/>
+          </w:tcPr>
+          <w:p>
+            <w:r/>
+            <w:r>
+              <w:rPr>
+                <w:sz w:val="17"/>
+              </w:rPr>
+              <w:t>The generator records the hidden indices; the build applies and re-verifies them. A rebuild cannot silently ship the appendix, the institutional close or the holding slide live — the failure mode that hit the uploaded PRESENTER deck.</w:t>
+            </w:r>
+          </w:p>
+        </w:tc>
+      </w:tr>
+    </w:tbl>
+    <w:p>
+      <w:pPr>
+        <w:spacing w:after="120"/>
+      </w:pPr>
+    </w:p>
+    <w:p>
+      <w:pPr>
         <w:spacing w:after="160"/>
       </w:pPr>
       <w:r>
@@ -6925,7 +8553,7 @@
           <w:color w:val="0F2347"/>
           <w:sz w:val="21"/>
         </w:rPr>
-        <w:t>89 of 89 PASS.</w:t>
+        <w:t>93 of 93 PASS.</w:t>
       </w:r>
     </w:p>
     <w:p>
@@ -7048,7 +8676,49 @@
           <w:color w:val="000000"/>
           <w:sz w:val="19"/>
         </w:rPr>
-        <w:t>LibreOffice remains non-functional in this environment, so no application render was possible. Instead the deck was rendered to a vector PDF from its real shape geometry using the same typefaces it embeds — Cormorant Garamond, DM Sans and Montserrat — so line breaking and overflow follow the true metrics rather than a substitute font. That preview is the delivered PREVIEW_Presentation_60MIN_v2.0.1.pdf and every one of its 33 pages was inspected. Three real layout defects were found and fixed: the combined misreadings slide overflowed its third panel and alternated fills so the middle row vanished into the background; the two-routes slide was an unbalanced three-column layout whose caption spilled past the panels. It is a faithful geometry and metrics preview, NOT a PowerPoint render, and PowerPoint's own autofit has not been observed.</w:t>
+        <w:t>LibreOffice remains non-functional in this environment, so no application render was possible. Instead the deck was rendered to a vector PDF from its real shape geometry using the same typefaces it embeds — Cormorant Garamond, DM Sans and Montserrat — so line breaking and overflow follow the true metrics rather than a substitute font. That preview is the delivered PREVIEW_Presentation_60MIN_v2.0.1.pdf and every one of its 33 pages was inspected. It is a faithful geometry and metrics preview, NOT a PowerPoint render, and PowerPoint's own autofit has not been observed.</w:t>
+      </w:r>
+    </w:p>
+    <w:p>
+      <w:pPr>
+        <w:spacing w:after="160"/>
+      </w:pPr>
+      <w:r>
+        <w:rPr>
+          <w:b/>
+          <w:i w:val="0"/>
+          <w:color w:val="000000"/>
+          <w:sz w:val="20"/>
+        </w:rPr>
+        <w:t>OVERFLOW TEST — PERFORMED, THREE DEFECTS FOUND AND FIXED.</w:t>
+      </w:r>
+    </w:p>
+    <w:p>
+      <w:pPr>
+        <w:spacing w:after="160"/>
+      </w:pPr>
+      <w:r>
+        <w:rPr>
+          <w:b w:val="0"/>
+          <w:i w:val="0"/>
+          <w:color w:val="000000"/>
+          <w:sz w:val="19"/>
+        </w:rPr>
+        <w:t>Every text frame on all 33 slides was re-wrapped at its real point size in its real typeface and measured against its box. Because PowerPoint spills text rather than clipping it, each overrun was then judged on what it actually hits — the canvas edge or another shape's text. Three slides needed correction: slide 18, where the new dual-axis rule wrapped flush against the navy bar above it; slide 15, where the third panel's correction line ended exactly on the panel edge; and slide 21, where one of seven rows wrapped and broke the row rhythm. All three were fixed by geometry alone — no wording changed. Two contained spills remain, on slides 15 and 24, where a line runs past its declared box height into open space inside its own panel; neither clips, collides or leaves the canvas.</w:t>
+      </w:r>
+    </w:p>
+    <w:p>
+      <w:pPr>
+        <w:spacing w:after="160"/>
+      </w:pPr>
+      <w:r>
+        <w:rPr>
+          <w:b w:val="0"/>
+          <w:i/>
+          <w:color w:val="555555"/>
+          <w:sz w:val="18"/>
+        </w:rPr>
+        <w:t>The first run of this test was itself wrong: python-pptx returns exact line spacing as a Length, which is an int subclass, so EMU values passed a float check and were multiplied as if they were line-height multiples. It reported 89 overflows on a deck that had three. The test was corrected before any slide was changed.</w:t>
       </w:r>
     </w:p>
     <w:p>
@@ -7233,7 +8903,7 @@
           <w:color w:val="555555"/>
           <w:sz w:val="16"/>
         </w:rPr>
-        <w:t>60-MINUTE REBUILD — CHANGE LOG AND QA REPORT v2.0.1  ·  INTERNAL ONLY  ·  Revised Saturday, August 15, 2026 at 4:44 PM CT</w:t>
+        <w:t>60-MINUTE REBUILD — CHANGE LOG AND QA REPORT v2.0.1  ·  INTERNAL ONLY  ·  Revised Sunday, August 16, 2026 at 4:59 AM CT</w:t>
       </w:r>
     </w:p>
     <w:sectPr>
